--- a/docs/Agyei_Michael_Phase1_Method_R02.docx
+++ b/docs/Agyei_Michael_Phase1_Method_R02.docx
@@ -1417,6 +1417,28 @@
           <w:szCs w:val="21"/>
         </w:rPr>
         <w:t xml:space="preserve">Macro F1-score (primary metric) across 20 independent seeded runs (seeds: 42, 123, 456, 789, 1024, 2, 7, 13, 17, 23, 31, 37, 41, 43, 47, 53, 59, 61, 67, 71). Wilcoxon signed-rank test (paired, α=0.05). Three-condition ablation: (A) baseline standard cross-entropy, (B) engineered weighted cross-entropy with computed weights, (C) weighted cross-entropy architecture with uniform weights (wᵢ=1 for all i, mathematically equivalent to condition A).</w:t>
+      </w:r>
+    </w:p>
+    <w:p>
+      <w:pPr>
+        <w:spacing w:after="4" w:before="4"/>
+      </w:pPr>
+      <w:r>
+        <w:t xml:space="preserve"/>
+      </w:r>
+    </w:p>
+    <w:p>
+      <w:pPr>
+        <w:spacing w:after="80" w:before="80" w:line="300"/>
+        <w:jc w:val="both"/>
+      </w:pPr>
+      <w:r>
+        <w:rPr>
+          <w:rFonts w:ascii="Arial" w:cs="Arial" w:eastAsia="Arial" w:hAnsi="Arial"/>
+          <w:sz w:val="21"/>
+          <w:szCs w:val="21"/>
+        </w:rPr>
+        <w:t xml:space="preserve">The model archived for deployment (seed=123) was selected after all 20 seeded runs had completed, on the basis of that seed's test Macro F1 being the highest observed. This selection was made post-hoc across the full set of outcomes, not fixed in advance, and is disclosed here explicitly as the deployment model's provenance.</w:t>
       </w:r>
     </w:p>
     <w:p>
